--- a/letters/Abishek_Lele_letter.docx
+++ b/letters/Abishek_Lele_letter.docx
@@ -30,7 +30,7 @@
         <w:rPr>
           <w:sz w:val="22"/>
         </w:rPr>
-        <w:t>I am writing to formally recognize and thank Abishek Lele for serving as a judge and/or mentor for the Mechanical Design &amp; Biotechnology track at DataHacks 2026, the flagship hackathon organized by the Data Science Student Society (DS3) at the University of California San Diego. As President of DS3 and a member of the organizing committee, I had the privilege of helping oversee the planning and execution of the event alongside our student leadership team.</w:t>
+        <w:t>I am writing to formally recognize and thank Abishek Lele for serving as a judge and mentor for the Mechanical Design &amp; Biotechnology track at DataHacks 2026, the flagship hackathon organized by the Data Science Student Society (DS3) at the University of California San Diego. As President of DS3 and a member of the organizing committee, I had the privilege of helping oversee the planning and execution of the event alongside our student leadership team.</w:t>
       </w:r>
     </w:p>
     <w:p>
@@ -70,7 +70,7 @@
         <w:rPr>
           <w:sz w:val="22"/>
         </w:rPr>
-        <w:t xml:space="preserve">Selection as a judge or mentor for DataHacks was highly selective. Rachel was chosen based on their demonstrated technical expertise, professional accomplishments, industry experience, and contributions to the broader technology, artificial intelligence, and data science communities. </w:t>
+        <w:t xml:space="preserve">Selection as a judge or mentor for DataHacks was highly selective. Abishek was chosen based on their demonstrated technical expertise, professional accomplishments, industry experience, and contributions to the broader technology, artificial intelligence, and data science communities. </w:t>
       </w:r>
     </w:p>
     <w:p>
@@ -85,7 +85,7 @@
         <w:rPr>
           <w:sz w:val="22"/>
         </w:rPr>
-        <w:t xml:space="preserve">In this capacity, Rachel contributed to the event through mentorship, technical evaluation, and participant engagement. Responsibilities included interacting directly with student teams, providing feedback on project ideas and implementations, supporting technical development, and participating in project reviews and discussions. </w:t>
+        <w:t xml:space="preserve">In this capacity, Abishek contributed to the event through mentorship, technical evaluation, and participant engagement. Responsibilities included interacting directly with student teams, providing feedback on project ideas and implementations, supporting technical development, and participating in project reviews and discussions. </w:t>
       </w:r>
     </w:p>
     <w:p>
@@ -100,7 +100,7 @@
         <w:rPr>
           <w:sz w:val="22"/>
         </w:rPr>
-        <w:t xml:space="preserve">The success of DataHacks 2026 would not have been possible without the time, expertise, and dedication contributed by professionals like Rachel. By volunteering their weekend to support students, they helped create a collaborative and technically rigorous environment that encouraged innovation, learning, and interdisciplinary problem-solving. </w:t>
+        <w:t xml:space="preserve">The success of DataHacks 2026 would not have been possible without the time, expertise, and dedication contributed by professionals like Abishek. By volunteering their weekend to support students, they helped create a collaborative and technically rigorous environment that encouraged innovation, learning, and interdisciplinary problem-solving. </w:t>
       </w:r>
     </w:p>
     <w:p>
